--- a/backend/app/data/contracts/03_მიუკერძოებლობის_პოლიტიკა.docx
+++ b/backend/app/data/contracts/03_მიუკერძოებლობის_პოლიტიკა.docx
@@ -68,7 +68,6 @@
         <w:tc>
           <w:tcPr>
             <w:tcW w:type="dxa" w:w="2698"/>
-            <w:shd w:val="clear" w:color="auto" w:fill="F2F2F2"/>
             <w:vAlign w:val="center"/>
           </w:tcPr>
           <w:p>
@@ -118,7 +117,6 @@
         <w:tc>
           <w:tcPr>
             <w:tcW w:type="dxa" w:w="2698"/>
-            <w:shd w:val="clear" w:color="auto" w:fill="F2F2F2"/>
             <w:vAlign w:val="center"/>
           </w:tcPr>
           <w:p>
@@ -168,7 +166,6 @@
         <w:tc>
           <w:tcPr>
             <w:tcW w:type="dxa" w:w="2698"/>
-            <w:shd w:val="clear" w:color="auto" w:fill="F2F2F2"/>
             <w:vAlign w:val="center"/>
           </w:tcPr>
           <w:p>
@@ -218,7 +215,6 @@
         <w:tc>
           <w:tcPr>
             <w:tcW w:type="dxa" w:w="2698"/>
-            <w:shd w:val="clear" w:color="auto" w:fill="F2F2F2"/>
             <w:vAlign w:val="center"/>
           </w:tcPr>
           <w:p>
@@ -256,7 +252,7 @@
                 <w:color w:val="000000"/>
                 <w:sz w:val="20"/>
               </w:rPr>
-              <w:t>საჯარო (დანართი №1 — შიდა მოხმარების)</w:t>
+              <w:t>საჯარო</w:t>
             </w:r>
           </w:p>
         </w:tc>
@@ -3809,7 +3805,6 @@
         <w:tc>
           <w:tcPr>
             <w:tcW w:type="dxa" w:w="3100"/>
-            <w:shd w:val="clear" w:color="auto" w:fill="F2F2F2"/>
             <w:vAlign w:val="center"/>
           </w:tcPr>
           <w:p>
@@ -3832,7 +3827,6 @@
         <w:tc>
           <w:tcPr>
             <w:tcW w:type="dxa" w:w="6539"/>
-            <w:shd w:val="clear" w:color="auto" w:fill="F2F2F2"/>
             <w:vAlign w:val="center"/>
           </w:tcPr>
           <w:p>

--- a/backend/app/data/contracts/03_მიუკერძოებლობის_პოლიტიკა.docx
+++ b/backend/app/data/contracts/03_მიუკერძოებლობის_პოლიტიკა.docx
@@ -3165,7 +3165,7 @@
           <w:color w:val="000000"/>
           <w:sz w:val="21"/>
         </w:rPr>
-        <w:t>გ) თუ კანდიდატი თავად არის ინსტიტუტის თანამშრომელი (მათ შორის, საგამოცდო მენეჯერი) ან მოწვეული პირი, საკუთარი საგამოცდო სესიის მიმდინარეობისას მას ეზღუდება ადმინისტრაციული წვდომა საგამოცდო პლატფორმაზე, ხოლო საგამოცდო ვარიანტის ფორმირება და შეფასება ხორციელდება საერთო წესით — საერთო საგამოცდო ბაზიდან პროგრამული შემთხვევითი შერჩევისა და ავტომატიზებული ქულათა დათვლის პრინციპით, დამოუკიდებელი საგამოცდო ზედამხედველის მეთვალყურეობით;</w:t>
+        <w:t>გ) საგამოცდო მენეჯერი (როგორც მოქმედი საგამოცდო კითხვებისა და პროექტების ბაზის უშუალო შემდგენი/ადმინისტრატორი) მოქმედ საგამოცდო ბაზაზე ავტორობისა და ადმინისტრაციული წვდომის პერიოდში ინსტიტუტში სასერტიფიკაციო გამოცდას არ აბარებს (მისი სერტიფიცირება დასაშვებია მხოლოდ დამოუკიდებელი ექსპერტის მიერ მისი მონაწილეობის გარეშე შედგენილი/განახლებული საგამოცდო ბაზით და ადმინისტრაციული წვდომის წინასწარი სრული შეზღუდვით). სხვა თანამშრომლის ან მოწვეული პირის მიერ გამოცდის ჩაბარებისას მას არ გააჩნია წვდომა კითხვების ბაზასა და ადმინისტრაციულ პანელზე, ხოლო საგამოცდო ვარიანტის ფორმირება და შეფასება ხორციელდება საერთო წესით — საერთო საგამოცდო ბაზიდან პროგრამული შემთხვევითი შერჩევისა და ავტომატიზებული ქულათა დათვლის პრინციპით, დამოუკიდებელი საგამოცდო ზედამხედველის მეთვალყურეობით;</w:t>
       </w:r>
     </w:p>
     <w:p>

--- a/backend/app/data/contracts/03_მიუკერძოებლობის_პოლიტიკა.docx
+++ b/backend/app/data/contracts/03_მიუკერძოებლობის_პოლიტიკა.docx
@@ -2515,7 +2515,7 @@
           <w:color w:val="000000"/>
           <w:sz w:val="21"/>
         </w:rPr>
-        <w:t>დაგეგმილი ღონისძიების შესრულება დასტურდება დოკუმენტური მტკიცებულებით (აცილების/ჩანაცვლების ჩანაწერი, წვდომის შეცვლის ლოგი, გადამოწმების ოქმი). ღონისძიების ეფექტიანობას ამოწმებს დამოუკიდებელი შემმოწმებელი — არცერთი პირი ერთპიროვნულად არ ადასტურებს საკუთარ ინტერესთა კონფლიქტთან დაკავშირებული ღონისძიების ეფექტიანობას.</w:t>
+        <w:t>დაგეგმილი ღონისძიების შესრულება დასტურდება დოკუმენტური მტკიცებულებით. ღონისძიების ეფექტიანობას ამოწმებს დამოუკიდებელი შემმოწმებელი — არცერთი პირი ერთპიროვნულად არ ადასტურებს საკუთარ ინტერესთა კონფლიქტთან დაკავშირებული ღონისძიების ეფექტიანობას.</w:t>
       </w:r>
     </w:p>
     <w:p>
@@ -2777,7 +2777,7 @@
           <w:color w:val="000000"/>
           <w:sz w:val="21"/>
         </w:rPr>
-        <w:t>ა) ვიდეოკურსების ავტორია საგამოცდო მენეჯერი. იგი არ იღებს სერტიფიცირების გადაწყვეტილებას, ხოლო სასწავლო მასალები მკაცრად გამიჯნულია ოფიციალური საგამოცდო კითხვებისა და პროექტების ბაზისგან, რომლის დამტკიცებასა და კონტროლს ახორციელებს დირექტორი;</w:t>
+        <w:t>ა) ვიდეოკურსების ავტორია საგამოცდო მენეჯერი. იგი არ იღებს სერტიფიცირების გადაწყვეტილებას, ხოლო სასწავლო მასალები მკაცრად გამიჯნულია ოფიციალური საგამოცდო კითხვებისა და პროექტების ბაზისგან;</w:t>
       </w:r>
     </w:p>
     <w:p>
@@ -3165,7 +3165,7 @@
           <w:color w:val="000000"/>
           <w:sz w:val="21"/>
         </w:rPr>
-        <w:t>გ) საგამოცდო მენეჯერი (როგორც მოქმედი საგამოცდო კითხვებისა და პროექტების ბაზის უშუალო შემდგენი/ადმინისტრატორი) მოქმედ საგამოცდო ბაზაზე ავტორობისა და ადმინისტრაციული წვდომის პერიოდში ინსტიტუტში სასერტიფიკაციო გამოცდას არ აბარებს (მისი სერტიფიცირება დასაშვებია მხოლოდ დამოუკიდებელი ექსპერტის მიერ მისი მონაწილეობის გარეშე შედგენილი/განახლებული საგამოცდო ბაზით და ადმინისტრაციული წვდომის წინასწარი სრული შეზღუდვით). სხვა თანამშრომლის ან მოწვეული პირის მიერ გამოცდის ჩაბარებისას მას არ გააჩნია წვდომა კითხვების ბაზასა და ადმინისტრაციულ პანელზე, ხოლო საგამოცდო ვარიანტის ფორმირება და შეფასება ხორციელდება საერთო წესით — საერთო საგამოცდო ბაზიდან პროგრამული შემთხვევითი შერჩევისა და ავტომატიზებული ქულათა დათვლის პრინციპით, დამოუკიდებელი საგამოცდო ზედამხედველის მეთვალყურეობით;</w:t>
+        <w:t>გ) ინსტიტუტის თანამშრომლის (მათ შორის საგამოცდო მენეჯერის) ან მოწვეული პირის მიერ სასერტიფიკაციო გამოცდის ჩაბარებისას საგამოცდო ვარიანტის ფორმირება და შეფასება ხორციელდება საერთო წესით — საერთო საგამოცდო ბაზიდან პროგრამული შემთხვევითი შერჩევისა (რანდომიზაციისა) და ქულათა ავტომატიზებული დათვლის პრინციპით, დამოუკიდებელი საგამოცდო ზედამხედველის მეთვალყურეობით, ხოლო საკუთარი საგამოცდო სესიის მიმდინარეობისას კანდიდატს არ აქვს წვდომა ადმინისტრაციულ პანელზე და იგი სრულად ჩამოცილებულია საკუთარი სესიის ადმინისტრირებასა და ზედამხედველობას;</w:t>
       </w:r>
     </w:p>
     <w:p>
@@ -3394,7 +3394,7 @@
           <w:color w:val="000000"/>
           <w:sz w:val="21"/>
         </w:rPr>
-        <w:t xml:space="preserve"> არცერთი თანამშრომელი არ ამოწმებს საკუთარ მიუკერძოებლობასა და საკუთარ ინტერესთა კონფლიქტთან დაკავშირებული ზომების ეფექტიანობას. დირექტორის/ხარისხის მენეჯერის მიუკერძოებლობის კონტროლსა და საგამოცდო ზედამხედველის სესიების შემოწმებას ახორციელებს საგამოცდო მენეჯერი, ხოლო საგამოცდო მენეჯერისა და მონაცვლე ზედამხედველის საქმიანობის მიუკერძოებლობის კონტროლს — დირექტორი/ხარისხის მენეჯერი. თუ კონკრეტულ საკითხზე ვერცერთი ვერ აკმაყოფილებს დამოუკიდებლობის პირობას, ინსტიტუტი იწვევს დამოუკიდებელ გარე შემმოწმებელს.</w:t>
+        <w:t xml:space="preserve"> არცერთი თანამშრომელი არ ამოწმებს საკუთარ საქმიანობასა და მიუკერძოებლობას. დირექტორის/ხარისხის მენეჯერის მიუკერძოებლობის კონტროლსა და საგამოცდო ზედამხედველის (და მისი მონაცვლის) მიერ ჩატარებული სესიების შემოწმებას ახორციელებს საგამოცდო მენეჯერი, ხოლო საგამოცდო მენეჯერის საქმიანობის კონტროლს — დირექტორი/ხარისხის მენეჯერი. თუ კონკრეტულ საკითხზე ვერცერთი ვერ აკმაყოფილებს დამოუკიდებლობის პირობას, ინსტიტუტი იწვევს დამოუკიდებელ გარე შემმოწმებელს.</w:t>
       </w:r>
     </w:p>
     <w:p>
